--- a/dev/examples/table.docx
+++ b/dev/examples/table.docx
@@ -1609,8 +1609,8 @@
   <w:style w:type="paragraph" w:styleId="Heading5">
     <w:pPr>
       <w:rPr>
+        <w:i/>
         <w:sz w:val="22"/>
-        <w:i/>
       </w:rPr>
       <w:spacing w:before="120" w:after="80"/>
     </w:pPr>
@@ -1629,8 +1629,8 @@
   <w:style w:type="paragraph" w:styleId="Heading6">
     <w:pPr>
       <w:rPr>
+        <w:i/>
         <w:sz w:val="20"/>
-        <w:i/>
       </w:rPr>
       <w:spacing w:before="120" w:after="80"/>
     </w:pPr>
